--- a/src/main/resources/com/documentsgenerator/templates/CONTRATO_DE_ARRENDAMIENTO.docx
+++ b/src/main/resources/com/documentsgenerator/templates/CONTRATO_DE_ARRENDAMIENTO.docx
@@ -287,7 +287,27 @@
         <w:jc w:val="both"/>
       </w:pPr>
       <w:r>
-        <w:t xml:space="preserve">legalmente por VERONICA PATRICIA GIRALDO MORALES, identificado con cédula de ciudadanía No 1.022.097.489 de </w:t>
+        <w:t xml:space="preserve">legalmente por </w:t>
+      </w:r>
+      <w:r>
+        <w:t xml:space="preserve">XXXXXXX </w:t>
+      </w:r>
+      <w:proofErr w:type="spellStart"/>
+      <w:r>
+        <w:t>XXXXXXX</w:t>
+      </w:r>
+      <w:proofErr w:type="spellEnd"/>
+      <w:r>
+        <w:t xml:space="preserve"> XXXXXX XXXXX</w:t>
+      </w:r>
+      <w:r>
+        <w:t xml:space="preserve">, identificado con cédula de ciudadanía No </w:t>
+      </w:r>
+      <w:r>
+        <w:t>X.XXX.XXX.XXX</w:t>
+      </w:r>
+      <w:r>
+        <w:t xml:space="preserve"> de </w:t>
       </w:r>
       <w:r>
         <w:t>Antioquia</w:t>
@@ -2095,7 +2115,21 @@
         <w:rPr>
           <w:sz w:val="24"/>
         </w:rPr>
-        <w:t xml:space="preserve">en la fecha en que se firma este documento y por lo tanto, </w:t>
+        <w:t xml:space="preserve">en la fecha en que se firma este documento </w:t>
+      </w:r>
+      <w:proofErr w:type="gramStart"/>
+      <w:r>
+        <w:rPr>
+          <w:sz w:val="24"/>
+        </w:rPr>
+        <w:t>y</w:t>
+      </w:r>
+      <w:proofErr w:type="gramEnd"/>
+      <w:r>
+        <w:rPr>
+          <w:sz w:val="24"/>
+        </w:rPr>
+        <w:t xml:space="preserve"> por lo tanto, </w:t>
       </w:r>
       <w:r>
         <w:rPr>

--- a/src/main/resources/com/documentsgenerator/templates/CONTRATO_DE_ARRENDAMIENTO.docx
+++ b/src/main/resources/com/documentsgenerator/templates/CONTRATO_DE_ARRENDAMIENTO.docx
@@ -1769,7 +1769,13 @@
           <w:bCs/>
           <w:spacing w:val="-15"/>
         </w:rPr>
-        <w:t xml:space="preserve"> del </w:t>
+        <w:t xml:space="preserve"> </w:t>
+      </w:r>
+      <w:r>
+        <w:rPr>
+          <w:spacing w:val="-15"/>
+        </w:rPr>
+        <w:t>del</w:t>
       </w:r>
       <w:r>
         <w:rPr>
@@ -1777,6 +1783,14 @@
           <w:bCs/>
           <w:spacing w:val="-15"/>
         </w:rPr>
+        <w:t xml:space="preserve"> </w:t>
+      </w:r>
+      <w:r>
+        <w:rPr>
+          <w:b/>
+          <w:bCs/>
+          <w:spacing w:val="-15"/>
+        </w:rPr>
         <w:t>{{</w:t>
       </w:r>
       <w:bookmarkStart w:id="1" w:name="_Hlk163223721"/>
@@ -1808,25 +1822,15 @@
         <w:t xml:space="preserve"> </w:t>
       </w:r>
       <w:r>
-        <w:rPr>
-          <w:b/>
-          <w:bCs/>
-        </w:rPr>
         <w:t>hasta</w:t>
       </w:r>
       <w:r>
         <w:rPr>
-          <w:b/>
-          <w:bCs/>
           <w:spacing w:val="-16"/>
         </w:rPr>
         <w:t xml:space="preserve"> </w:t>
       </w:r>
       <w:r>
-        <w:rPr>
-          <w:b/>
-          <w:bCs/>
-        </w:rPr>
         <w:t>el</w:t>
       </w:r>
       <w:r>
